--- a/vulnRadar/vulnRadar_spiegazione.docx
+++ b/vulnRadar/vulnRadar_spiegazione.docx
@@ -495,7 +495,64 @@
           <w:b w:val="0"/>
           <w:i w:val="0"/>
         </w:rPr>
-        <w:t>Registra ogni volta che un repository selezionato in passato compare in un nuovo CVE. Include il giorno di pubblicazione del CVE, il primo giorno in cui il repository era stato selezionato, e il numero di giorni intercorsi tra le due date (days_until_cve, sempre ≥ 0). Il vincolo UNIQUE su (repo, cve_id) garantisce che ogni match venga registrato una sola volta. Le righe non vengono mai cancellate né sovrascritte: il sistema accumula una storia permanente di "previsioni azzeccate".</w:t>
+        <w:t>Registra ogni volta che un repository selezionato in passato compare in un nuovo CVE. Per ogni match vengono salvati anche i metadati di gravità della vulnerabilità, estratti direttamente dalla risposta NVD:</w:t>
+      </w:r>
+    </w:p>
+    <w:p>
+      <w:pPr>
+        <w:pStyle w:val="ListBullet"/>
+      </w:pPr>
+      <w:r>
+        <w:t>cve_id e cve_published_date — identificativo del CVE e data di pubblicazione</w:t>
+      </w:r>
+    </w:p>
+    <w:p>
+      <w:pPr>
+        <w:pStyle w:val="ListBullet"/>
+      </w:pPr>
+      <w:r>
+        <w:t>first_selected_date e days_until_cve — quando il repo era stato selezionato e quanti giorni di anticipo abbiamo avuto (sempre ≥ 0)</w:t>
+      </w:r>
+    </w:p>
+    <w:p>
+      <w:pPr>
+        <w:pStyle w:val="ListBullet"/>
+      </w:pPr>
+      <w:r>
+        <w:t>severity — categoria testuale (LOW / MEDIUM / HIGH / CRITICAL), preferenza per CVSS v3.1, fallback a v3.0 e v2</w:t>
+      </w:r>
+    </w:p>
+    <w:p>
+      <w:pPr>
+        <w:pStyle w:val="ListBullet"/>
+      </w:pPr>
+      <w:r>
+        <w:t>cvss_score — punteggio numerico CVSS base (da 0,0 a 10,0)</w:t>
+      </w:r>
+    </w:p>
+    <w:p>
+      <w:pPr>
+        <w:pStyle w:val="ListBullet"/>
+      </w:pPr>
+      <w:r>
+        <w:t>exploitability_score — sotto-punteggio NVD che misura quanto è facile sfruttare la vulnerabilità</w:t>
+      </w:r>
+    </w:p>
+    <w:p>
+      <w:pPr>
+        <w:pStyle w:val="ListBullet"/>
+      </w:pPr>
+      <w:r>
+        <w:t>cwe_ids — lista delle CWE associate (Common Weakness Enumeration), es. "CWE-79, CWE-89"</w:t>
+      </w:r>
+    </w:p>
+    <w:p>
+      <w:r>
+        <w:rPr>
+          <w:b w:val="0"/>
+          <w:i w:val="0"/>
+        </w:rPr>
+        <w:t>Il vincolo UNIQUE su (repo, cve_id) garantisce che ogni match venga registrato una sola volta. Le righe non vengono mai cancellate né sovrascritte: il sistema accumula una storia permanente di "previsioni azzeccate", ognuna corredata dalle informazioni di severità necessarie per analisi successive (es. "quanti dei nostri match riguardano CVE critiche?", "qual è la CWE più frequente fra quelle azzeccate?").</w:t>
       </w:r>
     </w:p>
     <w:p>
